--- a/Executive_Rollup_Report/AMEX_RiskIQ_Platform_Executive_Rollup_Report.docx
+++ b/Executive_Rollup_Report/AMEX_RiskIQ_Platform_Executive_Rollup_Report.docx
@@ -43,6 +43,19 @@
           <w:sz w:val="36"/>
         </w:rPr>
         <w:t>Executive Rollup Report</w:t>
+      </w:r>
+    </w:p>
+    <w:p>
+      <w:pPr>
+        <w:jc w:val="center"/>
+      </w:pPr>
+      <w:r>
+        <w:rPr>
+          <w:i/>
+          <w:color w:val="5A6373"/>
+          <w:sz w:val="20"/>
+        </w:rPr>
+        <w:t>Project Portfolio Prepared By Nandagopal R</w:t>
       </w:r>
     </w:p>
     <w:p/>
